--- a/reports/Daljeet_Kaur_Johar_QM640_Interim_Report.docx
+++ b/reports/Daljeet_Kaur_Johar_QM640_Interim_Report.docx
@@ -4858,10 +4858,10 @@
           <w:noProof/>
         </w:rPr>
         <w:drawing>
-          <wp:inline distT="0" distB="0" distL="0" distR="0" wp14:anchorId="3742F29A" wp14:editId="1E61D012">
-            <wp:extent cx="5943600" cy="1280160"/>
-            <wp:effectExtent l="0" t="0" r="0" b="0"/>
-            <wp:docPr id="1172207749" name="Picture 1172207749"/>
+          <wp:inline distT="0" distB="0" distL="0" distR="0" wp14:anchorId="2088D62A" wp14:editId="202F3BFC">
+            <wp:extent cx="5943600" cy="904875"/>
+            <wp:effectExtent l="0" t="0" r="0" b="9525"/>
+            <wp:docPr id="1027297524" name="Picture 1027297524"/>
             <wp:cNvGraphicFramePr>
               <a:graphicFrameLocks xmlns:a="http://schemas.openxmlformats.org/drawingml/2006/main" noChangeAspect="1"/>
             </wp:cNvGraphicFramePr>
@@ -4884,7 +4884,7 @@
                   <pic:spPr bwMode="auto">
                     <a:xfrm>
                       <a:off x="0" y="0"/>
-                      <a:ext cx="5943600" cy="1280160"/>
+                      <a:ext cx="5943600" cy="904875"/>
                     </a:xfrm>
                     <a:prstGeom prst="rect">
                       <a:avLst/>
@@ -4946,7 +4946,6 @@
         <w:spacing w:after="100" w:line="400" w:lineRule="auto"/>
       </w:pPr>
       <w:r>
-        <w:lastRenderedPageBreak/>
         <w:t>Model 1: Logistic Regression (class-weight balanced) — chosen for direct interpretability of coefficients and because it is the natural baseline for the moderated (interaction-term) model planned for the final RQ1 analysis once the era variable is available.</w:t>
       </w:r>
     </w:p>
@@ -4960,6 +4959,7 @@
         <w:spacing w:after="100" w:line="400" w:lineRule="auto"/>
       </w:pPr>
       <w:r>
+        <w:lastRenderedPageBreak/>
         <w:t>Model 2: Random Forest (300 trees, max depth 10, class-weight balanced) — chosen as an ensemble benchmark per the synopsis's stated methodology, and because it handles the substantial multicollinearity among the Halstead metrics without requiring a separate variance-inflation-factor screening step.</w:t>
       </w:r>
     </w:p>
@@ -5561,7 +5561,6 @@
                 <w:sz w:val="20"/>
                 <w:szCs w:val="20"/>
               </w:rPr>
-              <w:lastRenderedPageBreak/>
               <w:t>LOC_BLANK, LOC_COMMENTS, LOC_CODE_AND_COMMENT, LOC_EXECUTABLE</w:t>
             </w:r>
           </w:p>
@@ -5660,7 +5659,15 @@
                 <w:sz w:val="20"/>
                 <w:szCs w:val="20"/>
               </w:rPr>
-              <w:t>NUM_OPERANDS, NUM_OPERATORS, NUM_UNIQUE_OPERANDS, NUM_UNIQUE_OPERATORS</w:t>
+              <w:t xml:space="preserve">NUM_OPERANDS, NUM_OPERATORS, </w:t>
+            </w:r>
+            <w:r>
+              <w:rPr>
+                <w:sz w:val="20"/>
+                <w:szCs w:val="20"/>
+              </w:rPr>
+              <w:lastRenderedPageBreak/>
+              <w:t>NUM_UNIQUE_OPERANDS, NUM_UNIQUE_OPERATORS</w:t>
             </w:r>
           </w:p>
         </w:tc>
@@ -5678,6 +5685,7 @@
                 <w:sz w:val="20"/>
                 <w:szCs w:val="20"/>
               </w:rPr>
+              <w:lastRenderedPageBreak/>
               <w:t>Original</w:t>
             </w:r>
           </w:p>
@@ -14814,6 +14822,7 @@
         <w:t xml:space="preserve"> </w:t>
       </w:r>
     </w:p>
+    <w:p/>
     <w:sectPr>
       <w:footerReference w:type="default" r:id="rId33"/>
       <w:pgSz w:w="12240" w:h="15840"/>
